--- a/FOP Assignments SEM 2/Assignment_21(weird flowchart).docx
+++ b/FOP Assignments SEM 2/Assignment_21(weird flowchart).docx
@@ -182,55 +182,42 @@
         <w:spacing w:before="60" w:after="60"/>
       </w:pPr>
       <w:r>
-        <w:t>START → Open source.txt (read mode)</w:t>
-      </w:r>
-    </w:p>
-    <w:p>
-      <w:pPr>
-        <w:spacing w:before="60" w:after="60"/>
-      </w:pPr>
-      <w:r>
-        <w:t>→ [Opened?] → NO → Print error → EXIT</w:t>
-      </w:r>
-    </w:p>
-    <w:p>
-      <w:pPr>
-        <w:spacing w:before="60" w:after="60"/>
-      </w:pPr>
-      <w:r>
-        <w:t>→ YES → Open destination.txt (write mode)</w:t>
-      </w:r>
-    </w:p>
-    <w:p>
-      <w:pPr>
-        <w:spacing w:before="60" w:after="60"/>
-      </w:pPr>
-      <w:r>
-        <w:t>→ [Opened?] → NO → Print error → Close src → EXIT</w:t>
-      </w:r>
-    </w:p>
-    <w:p>
-      <w:pPr>
-        <w:spacing w:before="60" w:after="60"/>
-      </w:pPr>
-      <w:r>
-        <w:t>→ YES → ch = fgetc(src)</w:t>
-      </w:r>
-    </w:p>
-    <w:p>
-      <w:pPr>
-        <w:spacing w:before="60" w:after="60"/>
-      </w:pPr>
-      <w:r>
-        <w:t>→ [ch != EOF?] → YES → fputc(ch, dest) → Read next char</w:t>
-      </w:r>
-    </w:p>
-    <w:p>
-      <w:pPr>
-        <w:spacing w:before="60" w:after="60"/>
-      </w:pPr>
-      <w:r>
-        <w:t>→ NO → Close both files → Print 'File copied successfully' → STOP</w:t>
+        <w:lastRenderedPageBreak/>
+        <w:drawing>
+          <wp:inline distT="0" distB="0" distL="0" distR="0" wp14:anchorId="431486D1" wp14:editId="7AB30B66">
+            <wp:extent cx="5731510" cy="8330565"/>
+            <wp:effectExtent l="0" t="0" r="2540" b="0"/>
+            <wp:docPr id="1147473692" name="Picture 1"/>
+            <wp:cNvGraphicFramePr>
+              <a:graphicFrameLocks xmlns:a="http://schemas.openxmlformats.org/drawingml/2006/main" noChangeAspect="1"/>
+            </wp:cNvGraphicFramePr>
+            <a:graphic xmlns:a="http://schemas.openxmlformats.org/drawingml/2006/main">
+              <a:graphicData uri="http://schemas.openxmlformats.org/drawingml/2006/picture">
+                <pic:pic xmlns:pic="http://schemas.openxmlformats.org/drawingml/2006/picture">
+                  <pic:nvPicPr>
+                    <pic:cNvPr id="1147473692" name=""/>
+                    <pic:cNvPicPr/>
+                  </pic:nvPicPr>
+                  <pic:blipFill>
+                    <a:blip r:embed="rId4"/>
+                    <a:stretch>
+                      <a:fillRect/>
+                    </a:stretch>
+                  </pic:blipFill>
+                  <pic:spPr>
+                    <a:xfrm>
+                      <a:off x="0" y="0"/>
+                      <a:ext cx="5731510" cy="8330565"/>
+                    </a:xfrm>
+                    <a:prstGeom prst="rect">
+                      <a:avLst/>
+                    </a:prstGeom>
+                  </pic:spPr>
+                </pic:pic>
+              </a:graphicData>
+            </a:graphic>
+          </wp:inline>
+        </w:drawing>
       </w:r>
     </w:p>
     <w:p>
@@ -256,6 +243,9 @@
         <w:spacing w:before="60" w:after="60"/>
       </w:pPr>
       <w:r>
+        <w:rPr>
+          <w:noProof/>
+        </w:rPr>
         <w:lastRenderedPageBreak/>
         <w:drawing>
           <wp:inline distT="0" distB="0" distL="0" distR="0" wp14:anchorId="555B2AD4" wp14:editId="5C64CA62">
@@ -273,7 +263,7 @@
                     <pic:cNvPicPr/>
                   </pic:nvPicPr>
                   <pic:blipFill>
-                    <a:blip r:embed="rId4"/>
+                    <a:blip r:embed="rId5"/>
                     <a:stretch>
                       <a:fillRect/>
                     </a:stretch>
